--- a/docs/AgeCMS-техкарточка-админки.docx
+++ b/docs/AgeCMS-техкарточка-админки.docx
@@ -724,7 +724,7 @@
         <w:rPr>
           <w:rFonts w:ascii="Arial" w:cs="Arial" w:eastAsia="Arial" w:hAnsi="Arial"/>
         </w:rPr>
-        <w:t xml:space="preserve"> и обменивает логин и пароль на свой токен, а админка показывает, кто подключился, и позволяет отозвать доступ.</w:t>
+        <w:t xml:space="preserve"> и обменивает на свой токен одноразовый код от владельца (без пароля) или логин и пароль. Токен живёт ограниченный срок, админка показывает, кто подключился, и позволяет отозвать доступ. Перед правками агента сайт сам делает копию базы.</w:t>
       </w:r>
     </w:p>
     <w:p>
@@ -786,7 +786,7 @@
         <w:rPr>
           <w:rFonts w:ascii="Arial" w:cs="Arial" w:eastAsia="Arial" w:hAnsi="Arial"/>
         </w:rPr>
-        <w:t xml:space="preserve"> 124 автоматических тестов зелёные (в том числе обновление базы существующего сайта без потери данных), плюс прогон всех сценариев в настоящем браузере. Результаты в разделе 14.</w:t>
+        <w:t xml:space="preserve"> 128 автоматических тестов зелёные (в том числе обновление базы существующего сайта без потери данных), плюс прогон всех сценариев в настоящем браузере. Результаты в разделе 14.</w:t>
       </w:r>
     </w:p>
     <w:p>
@@ -1704,7 +1704,7 @@
                 <w:sz w:val="19"/>
                 <w:szCs w:val="19"/>
               </w:rPr>
-              <w:t xml:space="preserve">Список, роли, создание, пароли, удаление</w:t>
+              <w:t xml:space="preserve">Список, роли, создание, пароли, блокировка, удаление, пользователь для агента</w:t>
             </w:r>
           </w:p>
         </w:tc>
@@ -6806,6 +6806,491 @@
         <w:rPr>
           <w:rFonts w:ascii="Arial" w:cs="Arial" w:eastAsia="Arial" w:hAnsi="Arial"/>
         </w:rPr>
+        <w:t xml:space="preserve">Код подключения: без пароля</w:t>
+      </w:r>
+    </w:p>
+    <w:p>
+      <w:pPr>
+        <w:spacing w:after="120" w:line="300"/>
+      </w:pPr>
+      <w:r>
+        <w:rPr>
+          <w:rFonts w:ascii="Arial" w:cs="Arial" w:eastAsia="Arial" w:hAnsi="Arial"/>
+        </w:rPr>
+        <w:t xml:space="preserve">Проверка на реальном ИИ-агенте показала, что многие агенты отказываются принимать чужой пароль и создавать по нему токен: это считается небезопасным. Поэтому основной путь теперь другой. В «Системе» нажимается «Получить текст для агента»: сайт выдаёт готовый текст с адресом, ссылкой на инструкцию и </w:t>
+      </w:r>
+      <w:r>
+        <w:rPr>
+          <w:rFonts w:ascii="Arial" w:cs="Arial" w:eastAsia="Arial" w:hAnsi="Arial"/>
+          <w:b/>
+          <w:bCs/>
+        </w:rPr>
+        <w:t xml:space="preserve">одноразовым кодом</w:t>
+      </w:r>
+      <w:r>
+        <w:rPr>
+          <w:rFonts w:ascii="Arial" w:cs="Arial" w:eastAsia="Arial" w:hAnsi="Arial"/>
+        </w:rPr>
+        <w:t xml:space="preserve">. Владелец вставляет его агенту в чат, агент обменивает код на свой токен запросом </w:t>
+      </w:r>
+      <w:r>
+        <w:rPr>
+          <w:rFonts w:ascii="Courier New" w:cs="Courier New" w:eastAsia="Courier New" w:hAnsi="Courier New"/>
+          <w:sz w:val="20"/>
+          <w:szCs w:val="20"/>
+        </w:rPr>
+        <w:t xml:space="preserve">redeem_invite</w:t>
+      </w:r>
+      <w:r>
+        <w:rPr>
+          <w:rFonts w:ascii="Arial" w:cs="Arial" w:eastAsia="Arial" w:hAnsi="Arial"/>
+        </w:rPr>
+        <w:t xml:space="preserve">. Пароль никому не передаётся.</w:t>
+      </w:r>
+    </w:p>
+    <w:p>
+      <w:pPr>
+        <w:pStyle w:val="ListParagraph"/>
+        <w:numPr>
+          <w:ilvl w:val="0"/>
+          <w:numId w:val="2"/>
+        </w:numPr>
+        <w:spacing w:after="60" w:line="290"/>
+      </w:pPr>
+      <w:r>
+        <w:rPr>
+          <w:rFonts w:ascii="Arial" w:cs="Arial" w:eastAsia="Arial" w:hAnsi="Arial"/>
+        </w:rPr>
+        <w:t xml:space="preserve">Код действует </w:t>
+      </w:r>
+      <w:r>
+        <w:rPr>
+          <w:rFonts w:ascii="Arial" w:cs="Arial" w:eastAsia="Arial" w:hAnsi="Arial"/>
+          <w:b/>
+          <w:bCs/>
+        </w:rPr>
+        <w:t xml:space="preserve">сутки и срабатывает один раз</w:t>
+      </w:r>
+      <w:r>
+        <w:rPr>
+          <w:rFonts w:ascii="Arial" w:cs="Arial" w:eastAsia="Arial" w:hAnsi="Arial"/>
+        </w:rPr>
+        <w:t xml:space="preserve">; в базе хранится только его отпечаток. Десять неверных кодов в час блокируют адрес.</w:t>
+      </w:r>
+    </w:p>
+    <w:p>
+      <w:pPr>
+        <w:pStyle w:val="ListParagraph"/>
+        <w:numPr>
+          <w:ilvl w:val="0"/>
+          <w:numId w:val="2"/>
+        </w:numPr>
+        <w:spacing w:after="60" w:line="290"/>
+      </w:pPr>
+      <w:r>
+        <w:rPr>
+          <w:rFonts w:ascii="Arial" w:cs="Arial" w:eastAsia="Arial" w:hAnsi="Arial"/>
+        </w:rPr>
+        <w:t xml:space="preserve">Владелец сам выбирает роль токена (по умолчанию редактор) и срок в днях.</w:t>
+      </w:r>
+    </w:p>
+    <w:p>
+      <w:pPr>
+        <w:pStyle w:val="ListParagraph"/>
+        <w:numPr>
+          <w:ilvl w:val="0"/>
+          <w:numId w:val="2"/>
+        </w:numPr>
+        <w:spacing w:after="60" w:line="290"/>
+      </w:pPr>
+      <w:r>
+        <w:rPr>
+          <w:rFonts w:ascii="Arial" w:cs="Arial" w:eastAsia="Arial" w:hAnsi="Arial"/>
+          <w:b/>
+          <w:bCs/>
+        </w:rPr>
+        <w:t xml:space="preserve">Срок токена.</w:t>
+      </w:r>
+      <w:r>
+        <w:rPr>
+          <w:rFonts w:ascii="Arial" w:cs="Arial" w:eastAsia="Arial" w:hAnsi="Arial"/>
+        </w:rPr>
+        <w:t xml:space="preserve"> По умолчанию 90 дней, настраивается (0 значит без срока). За неделю до конца агент получает предупреждение в ответах и скажет вам заранее. Просроченный токен перестаёт работать, в списке он помечен.</w:t>
+      </w:r>
+    </w:p>
+    <w:p>
+      <w:pPr>
+        <w:pStyle w:val="ListParagraph"/>
+        <w:numPr>
+          <w:ilvl w:val="0"/>
+          <w:numId w:val="2"/>
+        </w:numPr>
+        <w:spacing w:after="60" w:line="290"/>
+      </w:pPr>
+      <w:r>
+        <w:rPr>
+          <w:rFonts w:ascii="Arial" w:cs="Arial" w:eastAsia="Arial" w:hAnsi="Arial"/>
+        </w:rPr>
+        <w:t xml:space="preserve">Если агенту нужны именно логин и пароль, в «Пользователях» есть кнопка </w:t>
+      </w:r>
+      <w:r>
+        <w:rPr>
+          <w:rFonts w:ascii="Arial" w:cs="Arial" w:eastAsia="Arial" w:hAnsi="Arial"/>
+          <w:b/>
+          <w:bCs/>
+        </w:rPr>
+        <w:t xml:space="preserve">«Создать пользователя для агента»</w:t>
+      </w:r>
+      <w:r>
+        <w:rPr>
+          <w:rFonts w:ascii="Arial" w:cs="Arial" w:eastAsia="Arial" w:hAnsi="Arial"/>
+        </w:rPr>
+        <w:t xml:space="preserve">: отдельный редактор с готовым текстом для чата. Свой пароль давать не нужно.</w:t>
+      </w:r>
+    </w:p>
+    <w:p>
+      <w:pPr>
+        <w:pStyle w:val="ListParagraph"/>
+        <w:numPr>
+          <w:ilvl w:val="0"/>
+          <w:numId w:val="2"/>
+        </w:numPr>
+        <w:spacing w:after="60" w:line="290"/>
+      </w:pPr>
+      <w:r>
+        <w:rPr>
+          <w:rFonts w:ascii="Arial" w:cs="Arial" w:eastAsia="Arial" w:hAnsi="Arial"/>
+          <w:b/>
+          <w:bCs/>
+        </w:rPr>
+        <w:t xml:space="preserve">Блокировка пользователя:</w:t>
+      </w:r>
+      <w:r>
+        <w:rPr>
+          <w:rFonts w:ascii="Arial" w:cs="Arial" w:eastAsia="Arial" w:hAnsi="Arial"/>
+        </w:rPr>
+        <w:t xml:space="preserve"> кнопка «Заблокировать» у любого пользователя (кроме последнего администратора). Он не может войти, а токены агентов, выданные под его логином, перестают работать. Пользователь и его история остаются, блокировку можно снять.</w:t>
+      </w:r>
+    </w:p>
+    <w:p>
+      <w:pPr>
+        <w:pStyle w:val="ListParagraph"/>
+        <w:numPr>
+          <w:ilvl w:val="0"/>
+          <w:numId w:val="2"/>
+        </w:numPr>
+        <w:spacing w:after="60" w:line="290"/>
+      </w:pPr>
+      <w:r>
+        <w:rPr>
+          <w:rFonts w:ascii="Arial" w:cs="Arial" w:eastAsia="Arial" w:hAnsi="Arial"/>
+          <w:b/>
+          <w:bCs/>
+        </w:rPr>
+        <w:t xml:space="preserve">Копия базы перед правками агента.</w:t>
+      </w:r>
+      <w:r>
+        <w:rPr>
+          <w:rFonts w:ascii="Arial" w:cs="Arial" w:eastAsia="Arial" w:hAnsi="Arial"/>
+        </w:rPr>
+        <w:t xml:space="preserve"> Перед первой правкой агента за сеанс система сама сохраняет копию базы данных (хранятся последние пять, отмечены в «Системе» как «перед правкой агента»). Выключается переключателем. Копия по расписанию не делается, как вы и решили.</w:t>
+      </w:r>
+    </w:p>
+    <w:p>
+      <w:pPr>
+        <w:pStyle w:val="ListParagraph"/>
+        <w:numPr>
+          <w:ilvl w:val="0"/>
+          <w:numId w:val="2"/>
+        </w:numPr>
+        <w:spacing w:after="60" w:line="290"/>
+      </w:pPr>
+      <w:r>
+        <w:rPr>
+          <w:rFonts w:ascii="Arial" w:cs="Arial" w:eastAsia="Arial" w:hAnsi="Arial"/>
+        </w:rPr>
+        <w:t xml:space="preserve">Инструкция </w:t>
+      </w:r>
+      <w:r>
+        <w:rPr>
+          <w:rFonts w:ascii="Courier New" w:cs="Courier New" w:eastAsia="Courier New" w:hAnsi="Courier New"/>
+          <w:sz w:val="20"/>
+          <w:szCs w:val="20"/>
+        </w:rPr>
+        <w:t xml:space="preserve">/AGENT.md</w:t>
+      </w:r>
+      <w:r>
+        <w:rPr>
+          <w:rFonts w:ascii="Arial" w:cs="Arial" w:eastAsia="Arial" w:hAnsi="Arial"/>
+        </w:rPr>
+        <w:t xml:space="preserve"> переписана: порядок «готовый токен, код, логин и пароль», что агенту нужны только веб-запросы (FTP и доступ к коду не нужны), как создать скрытую страницу и что говорить владельцу, когда токен заканчивается.</w:t>
+      </w:r>
+    </w:p>
+    <w:p>
+      <w:pPr>
+        <w:keepNext/>
+        <w:spacing w:after="60" w:before="120"/>
+        <w:jc w:val="center"/>
+      </w:pPr>
+      <w:r>
+        <w:drawing>
+          <wp:inline distT="0" distB="0" distL="0" distR="0">
+            <wp:extent cx="5334000" cy="4314825"/>
+            <wp:effectExtent t="0" r="0" b="0" l="0"/>
+            <wp:docPr id="46" name="56-invite-created" descr="Система: готовый текст для чата с агентом, в нём одноразовый код" title="Система: готовый текст для чата с агентом, в нём одноразовый код"/>
+            <wp:cNvGraphicFramePr>
+              <a:graphicFrameLocks xmlns:a="http://schemas.openxmlformats.org/drawingml/2006/main" noChangeAspect="1"/>
+            </wp:cNvGraphicFramePr>
+            <a:graphic xmlns:a="http://schemas.openxmlformats.org/drawingml/2006/main">
+              <a:graphicData uri="http://schemas.openxmlformats.org/drawingml/2006/picture">
+                <pic:pic xmlns:pic="http://schemas.openxmlformats.org/drawingml/2006/picture">
+                  <pic:nvPicPr>
+                    <pic:cNvPr id="0" name="" descr=""/>
+                    <pic:cNvPicPr>
+                      <a:picLocks noChangeAspect="1" noChangeArrowheads="1"/>
+                    </pic:cNvPicPr>
+                  </pic:nvPicPr>
+                  <pic:blipFill>
+                    <a:blip r:embed="rId53" cstate="none"/>
+                    <a:srcRect/>
+                    <a:stretch>
+                      <a:fillRect/>
+                    </a:stretch>
+                  </pic:blipFill>
+                  <pic:spPr bwMode="auto">
+                    <a:xfrm>
+                      <a:off x="0" y="0"/>
+                      <a:ext cx="5334000" cy="4314825"/>
+                    </a:xfrm>
+                    <a:prstGeom prst="rect">
+                      <a:avLst/>
+                    </a:prstGeom>
+                  </pic:spPr>
+                </pic:pic>
+              </a:graphicData>
+            </a:graphic>
+          </wp:inline>
+        </w:drawing>
+      </w:r>
+    </w:p>
+    <w:p>
+      <w:pPr>
+        <w:spacing w:after="200"/>
+        <w:jc w:val="center"/>
+      </w:pPr>
+      <w:r>
+        <w:rPr>
+          <w:rFonts w:ascii="Arial" w:cs="Arial" w:eastAsia="Arial" w:hAnsi="Arial"/>
+          <w:i/>
+          <w:iCs/>
+          <w:color w:val="555555"/>
+          <w:sz w:val="18"/>
+          <w:szCs w:val="18"/>
+        </w:rPr>
+        <w:t xml:space="preserve">Рисунок 44. Система: готовый текст для чата с агентом, в нём одноразовый код</w:t>
+      </w:r>
+    </w:p>
+    <w:p>
+      <w:pPr>
+        <w:keepNext/>
+        <w:spacing w:after="60" w:before="120"/>
+        <w:jc w:val="center"/>
+      </w:pPr>
+      <w:r>
+        <w:drawing>
+          <wp:inline distT="0" distB="0" distL="0" distR="0">
+            <wp:extent cx="4953000" cy="5467350"/>
+            <wp:effectExtent t="0" r="0" b="0" l="0"/>
+            <wp:docPr id="47" name="57-system-rules" descr="Система: подключение агента, правила (самовыдача, копия базы, срок токена) и токены" title="Система: подключение агента, правила (самовыдача, копия базы, срок токена) и токены"/>
+            <wp:cNvGraphicFramePr>
+              <a:graphicFrameLocks xmlns:a="http://schemas.openxmlformats.org/drawingml/2006/main" noChangeAspect="1"/>
+            </wp:cNvGraphicFramePr>
+            <a:graphic xmlns:a="http://schemas.openxmlformats.org/drawingml/2006/main">
+              <a:graphicData uri="http://schemas.openxmlformats.org/drawingml/2006/picture">
+                <pic:pic xmlns:pic="http://schemas.openxmlformats.org/drawingml/2006/picture">
+                  <pic:nvPicPr>
+                    <pic:cNvPr id="0" name="" descr=""/>
+                    <pic:cNvPicPr>
+                      <a:picLocks noChangeAspect="1" noChangeArrowheads="1"/>
+                    </pic:cNvPicPr>
+                  </pic:nvPicPr>
+                  <pic:blipFill>
+                    <a:blip r:embed="rId54" cstate="none"/>
+                    <a:srcRect/>
+                    <a:stretch>
+                      <a:fillRect/>
+                    </a:stretch>
+                  </pic:blipFill>
+                  <pic:spPr bwMode="auto">
+                    <a:xfrm>
+                      <a:off x="0" y="0"/>
+                      <a:ext cx="4953000" cy="5467350"/>
+                    </a:xfrm>
+                    <a:prstGeom prst="rect">
+                      <a:avLst/>
+                    </a:prstGeom>
+                  </pic:spPr>
+                </pic:pic>
+              </a:graphicData>
+            </a:graphic>
+          </wp:inline>
+        </w:drawing>
+      </w:r>
+    </w:p>
+    <w:p>
+      <w:pPr>
+        <w:spacing w:after="200"/>
+        <w:jc w:val="center"/>
+      </w:pPr>
+      <w:r>
+        <w:rPr>
+          <w:rFonts w:ascii="Arial" w:cs="Arial" w:eastAsia="Arial" w:hAnsi="Arial"/>
+          <w:i/>
+          <w:iCs/>
+          <w:color w:val="555555"/>
+          <w:sz w:val="18"/>
+          <w:szCs w:val="18"/>
+        </w:rPr>
+        <w:t xml:space="preserve">Рисунок 45. Система: подключение агента, правила (самовыдача, копия базы, срок токена) и токены</w:t>
+      </w:r>
+    </w:p>
+    <w:p>
+      <w:pPr>
+        <w:keepNext/>
+        <w:spacing w:after="60" w:before="120"/>
+        <w:jc w:val="center"/>
+      </w:pPr>
+      <w:r>
+        <w:drawing>
+          <wp:inline distT="0" distB="0" distL="0" distR="0">
+            <wp:extent cx="5334000" cy="3533775"/>
+            <wp:effectExtent t="0" r="0" b="0" l="0"/>
+            <wp:docPr id="48" name="58-agent-user-created" descr="Пользователи: создан пользователь для агента, текст для чата с логином и паролем" title="Пользователи: создан пользователь для агента, текст для чата с логином и паролем"/>
+            <wp:cNvGraphicFramePr>
+              <a:graphicFrameLocks xmlns:a="http://schemas.openxmlformats.org/drawingml/2006/main" noChangeAspect="1"/>
+            </wp:cNvGraphicFramePr>
+            <a:graphic xmlns:a="http://schemas.openxmlformats.org/drawingml/2006/main">
+              <a:graphicData uri="http://schemas.openxmlformats.org/drawingml/2006/picture">
+                <pic:pic xmlns:pic="http://schemas.openxmlformats.org/drawingml/2006/picture">
+                  <pic:nvPicPr>
+                    <pic:cNvPr id="0" name="" descr=""/>
+                    <pic:cNvPicPr>
+                      <a:picLocks noChangeAspect="1" noChangeArrowheads="1"/>
+                    </pic:cNvPicPr>
+                  </pic:nvPicPr>
+                  <pic:blipFill>
+                    <a:blip r:embed="rId55" cstate="none"/>
+                    <a:srcRect/>
+                    <a:stretch>
+                      <a:fillRect/>
+                    </a:stretch>
+                  </pic:blipFill>
+                  <pic:spPr bwMode="auto">
+                    <a:xfrm>
+                      <a:off x="0" y="0"/>
+                      <a:ext cx="5334000" cy="3533775"/>
+                    </a:xfrm>
+                    <a:prstGeom prst="rect">
+                      <a:avLst/>
+                    </a:prstGeom>
+                  </pic:spPr>
+                </pic:pic>
+              </a:graphicData>
+            </a:graphic>
+          </wp:inline>
+        </w:drawing>
+      </w:r>
+    </w:p>
+    <w:p>
+      <w:pPr>
+        <w:spacing w:after="200"/>
+        <w:jc w:val="center"/>
+      </w:pPr>
+      <w:r>
+        <w:rPr>
+          <w:rFonts w:ascii="Arial" w:cs="Arial" w:eastAsia="Arial" w:hAnsi="Arial"/>
+          <w:i/>
+          <w:iCs/>
+          <w:color w:val="555555"/>
+          <w:sz w:val="18"/>
+          <w:szCs w:val="18"/>
+        </w:rPr>
+        <w:t xml:space="preserve">Рисунок 46. Пользователи: создан пользователь для агента, текст для чата с логином и паролем</w:t>
+      </w:r>
+    </w:p>
+    <w:p>
+      <w:pPr>
+        <w:keepNext/>
+        <w:spacing w:after="60" w:before="120"/>
+        <w:jc w:val="center"/>
+      </w:pPr>
+      <w:r>
+        <w:drawing>
+          <wp:inline distT="0" distB="0" distL="0" distR="0">
+            <wp:extent cx="5334000" cy="2743200"/>
+            <wp:effectExtent t="0" r="0" b="0" l="0"/>
+            <wp:docPr id="49" name="59-block-confirm" descr="Пользователи: заблокированный пользователь и кнопка «Разблокировать»" title="Пользователи: заблокированный пользователь и кнопка «Разблокировать»"/>
+            <wp:cNvGraphicFramePr>
+              <a:graphicFrameLocks xmlns:a="http://schemas.openxmlformats.org/drawingml/2006/main" noChangeAspect="1"/>
+            </wp:cNvGraphicFramePr>
+            <a:graphic xmlns:a="http://schemas.openxmlformats.org/drawingml/2006/main">
+              <a:graphicData uri="http://schemas.openxmlformats.org/drawingml/2006/picture">
+                <pic:pic xmlns:pic="http://schemas.openxmlformats.org/drawingml/2006/picture">
+                  <pic:nvPicPr>
+                    <pic:cNvPr id="0" name="" descr=""/>
+                    <pic:cNvPicPr>
+                      <a:picLocks noChangeAspect="1" noChangeArrowheads="1"/>
+                    </pic:cNvPicPr>
+                  </pic:nvPicPr>
+                  <pic:blipFill>
+                    <a:blip r:embed="rId56" cstate="none"/>
+                    <a:srcRect/>
+                    <a:stretch>
+                      <a:fillRect/>
+                    </a:stretch>
+                  </pic:blipFill>
+                  <pic:spPr bwMode="auto">
+                    <a:xfrm>
+                      <a:off x="0" y="0"/>
+                      <a:ext cx="5334000" cy="2743200"/>
+                    </a:xfrm>
+                    <a:prstGeom prst="rect">
+                      <a:avLst/>
+                    </a:prstGeom>
+                  </pic:spPr>
+                </pic:pic>
+              </a:graphicData>
+            </a:graphic>
+          </wp:inline>
+        </w:drawing>
+      </w:r>
+    </w:p>
+    <w:p>
+      <w:pPr>
+        <w:spacing w:after="200"/>
+        <w:jc w:val="center"/>
+      </w:pPr>
+      <w:r>
+        <w:rPr>
+          <w:rFonts w:ascii="Arial" w:cs="Arial" w:eastAsia="Arial" w:hAnsi="Arial"/>
+          <w:i/>
+          <w:iCs/>
+          <w:color w:val="555555"/>
+          <w:sz w:val="18"/>
+          <w:szCs w:val="18"/>
+        </w:rPr>
+        <w:t xml:space="preserve">Рисунок 47. Пользователи: заблокированный пользователь и кнопка «Разблокировать»</w:t>
+      </w:r>
+    </w:p>
+    <w:p>
+      <w:pPr>
+        <w:pStyle w:val="Heading2"/>
+        <w:keepNext/>
+      </w:pPr>
+      <w:r>
+        <w:rPr>
+          <w:rFonts w:ascii="Arial" w:cs="Arial" w:eastAsia="Arial" w:hAnsi="Arial"/>
+        </w:rPr>
         <w:t xml:space="preserve">Инструменты агента</w:t>
       </w:r>
     </w:p>
@@ -7573,7 +8058,7 @@
                 <w:sz w:val="19"/>
                 <w:szCs w:val="19"/>
               </w:rPr>
-              <w:t xml:space="preserve">124 автоматических тестов (основная часть и интеграционные через настоящий веб-сервер, включая проверку отправки писем на поддельный SMTP-сервер и самовыдачу токена агентом, обновление кэша при сохранении без cron, адрес из заголовка: правильный и неверный пароль, роль выше разрешённой, занятое имя, отзыв, выключение, блокировка после неверных паролей)</w:t>
+              <w:t xml:space="preserve">128 автоматических тестов (основная часть и интеграционные через настоящий веб-сервер, включая проверку отправки писем на поддельный SMTP-сервер самовыдачу токена агентом, одноразовые коды, срок токена, блокировку пользователя, копию базы перед правкой агента, обновление кэша при сохранении без cron, адрес из заголовка: правильный и неверный пароль, роль выше разрешённой, занятое имя, отзыв, выключение, блокировка после неверных паролей)</w:t>
             </w:r>
           </w:p>
         </w:tc>
@@ -8614,31 +9099,7 @@
         <w:rPr>
           <w:rFonts w:ascii="Arial" w:cs="Arial" w:eastAsia="Arial" w:hAnsi="Arial"/>
         </w:rPr>
-        <w:t xml:space="preserve"> построена на том, что владелец доверяет агенту логин и пароль. Если агент работает в чужом облаке, пароль окажется в его контексте. Смягчение: отдельный пользователь-редактор для агента, отзыв токена после работы, переключатель самовыдачи в «Системе». Доступ через специальные одноразовые коды можно добавить, если захотите строже.</w:t>
-      </w:r>
-    </w:p>
-    <w:p>
-      <w:pPr>
-        <w:pStyle w:val="ListParagraph"/>
-        <w:numPr>
-          <w:ilvl w:val="0"/>
-          <w:numId w:val="2"/>
-        </w:numPr>
-        <w:spacing w:after="60" w:line="290"/>
-      </w:pPr>
-      <w:r>
-        <w:rPr>
-          <w:rFonts w:ascii="Arial" w:cs="Arial" w:eastAsia="Arial" w:hAnsi="Arial"/>
-          <w:b/>
-          <w:bCs/>
-        </w:rPr>
-        <w:t xml:space="preserve">Блокировки пользователя без удаления</w:t>
-      </w:r>
-      <w:r>
-        <w:rPr>
-          <w:rFonts w:ascii="Arial" w:cs="Arial" w:eastAsia="Arial" w:hAnsi="Arial"/>
-        </w:rPr>
-        <w:t xml:space="preserve"> пока нет (вы не определились, см. раздел 16).</w:t>
+        <w:t xml:space="preserve"> построена на том, что владелец доверяет агенту логин и пароль. Если агент работает в чужом облаке, пароль окажется в его контексте. Смягчение: отдельный пользователь-редактор для агента, отзыв токена после работы, переключатель самовыдачи в «Системе». Строже и удобнее: одноразовый код подключения, в котором пароля нет вовсе (см. раздел 13).</w:t>
       </w:r>
     </w:p>
     <w:p>
@@ -9234,7 +9695,7 @@
                 <w:sz w:val="19"/>
                 <w:szCs w:val="19"/>
               </w:rPr>
-              <w:t xml:space="preserve">Блокировка пользователя: «Не знаю, зачем роли»</w:t>
+              <w:t xml:space="preserve">Блокировка пользователя: «Не знаю, зачем роли»; позже «тебе виднее»</w:t>
             </w:r>
           </w:p>
         </w:tc>
@@ -9266,7 +9727,283 @@
                 <w:sz w:val="19"/>
                 <w:szCs w:val="19"/>
               </w:rPr>
-              <w:t xml:space="preserve">Не делалась. Остаётся вопрос ниже.</w:t>
+              <w:t xml:space="preserve">Сделано: кнопка «Заблокировать» и «Разблокировать». Заблокированный не входит, его токены агентов не работают, история остаётся.</w:t>
+            </w:r>
+          </w:p>
+        </w:tc>
+      </w:tr>
+      <w:tr>
+        <w:trPr>
+          <w:cantSplit/>
+        </w:trPr>
+        <w:tc>
+          <w:tcPr>
+            <w:tcW w:type="dxa" w:w="4000"/>
+            <w:tcBorders>
+              <w:top w:val="single" w:color="C8C8CE" w:sz="4"/>
+              <w:left w:val="single" w:color="C8C8CE" w:sz="4"/>
+              <w:bottom w:val="single" w:color="C8C8CE" w:sz="4"/>
+              <w:right w:val="single" w:color="C8C8CE" w:sz="4"/>
+            </w:tcBorders>
+            <w:tcMar>
+              <w:top w:type="dxa" w:w="70"/>
+              <w:left w:type="dxa" w:w="110"/>
+              <w:bottom w:type="dxa" w:w="70"/>
+              <w:right w:type="dxa" w:w="110"/>
+            </w:tcMar>
+          </w:tcPr>
+          <w:p>
+            <w:pPr>
+              <w:spacing w:after="20"/>
+            </w:pPr>
+            <w:r>
+              <w:rPr>
+                <w:rFonts w:ascii="Arial" w:cs="Arial" w:eastAsia="Arial" w:hAnsi="Arial"/>
+                <w:b w:val="false"/>
+                <w:bCs w:val="false"/>
+                <w:sz w:val="19"/>
+                <w:szCs w:val="19"/>
+              </w:rPr>
+              <w:t xml:space="preserve">Как агенту подключаться и сколько живёт токен: «тебе виднее»; «у агента и спрашивать, как ему лучше»</w:t>
+            </w:r>
+          </w:p>
+        </w:tc>
+        <w:tc>
+          <w:tcPr>
+            <w:tcW w:type="dxa" w:w="5638"/>
+            <w:tcBorders>
+              <w:top w:val="single" w:color="C8C8CE" w:sz="4"/>
+              <w:left w:val="single" w:color="C8C8CE" w:sz="4"/>
+              <w:bottom w:val="single" w:color="C8C8CE" w:sz="4"/>
+              <w:right w:val="single" w:color="C8C8CE" w:sz="4"/>
+            </w:tcBorders>
+            <w:tcMar>
+              <w:top w:type="dxa" w:w="70"/>
+              <w:left w:type="dxa" w:w="110"/>
+              <w:bottom w:type="dxa" w:w="70"/>
+              <w:right w:type="dxa" w:w="110"/>
+            </w:tcMar>
+          </w:tcPr>
+          <w:p>
+            <w:pPr>
+              <w:spacing w:after="20"/>
+            </w:pPr>
+            <w:r>
+              <w:rPr>
+                <w:rFonts w:ascii="Arial" w:cs="Arial" w:eastAsia="Arial" w:hAnsi="Arial"/>
+                <w:b w:val="false"/>
+                <w:bCs w:val="false"/>
+                <w:sz w:val="19"/>
+                <w:szCs w:val="19"/>
+              </w:rPr>
+              <w:t xml:space="preserve">Спросил у настоящего агента: без пароля удобнее всего одноразовый код. Сделаны коды подключения, токен на срок в днях с предупреждением, пользователь для агента.</w:t>
+            </w:r>
+          </w:p>
+        </w:tc>
+      </w:tr>
+      <w:tr>
+        <w:trPr>
+          <w:cantSplit/>
+        </w:trPr>
+        <w:tc>
+          <w:tcPr>
+            <w:tcW w:type="dxa" w:w="4000"/>
+            <w:tcBorders>
+              <w:top w:val="single" w:color="C8C8CE" w:sz="4"/>
+              <w:left w:val="single" w:color="C8C8CE" w:sz="4"/>
+              <w:bottom w:val="single" w:color="C8C8CE" w:sz="4"/>
+              <w:right w:val="single" w:color="C8C8CE" w:sz="4"/>
+            </w:tcBorders>
+            <w:tcMar>
+              <w:top w:type="dxa" w:w="70"/>
+              <w:left w:type="dxa" w:w="110"/>
+              <w:bottom w:type="dxa" w:w="70"/>
+              <w:right w:type="dxa" w:w="110"/>
+            </w:tcMar>
+          </w:tcPr>
+          <w:p>
+            <w:pPr>
+              <w:spacing w:after="20"/>
+            </w:pPr>
+            <w:r>
+              <w:rPr>
+                <w:rFonts w:ascii="Arial" w:cs="Arial" w:eastAsia="Arial" w:hAnsi="Arial"/>
+                <w:b w:val="false"/>
+                <w:bCs w:val="false"/>
+                <w:sz w:val="19"/>
+                <w:szCs w:val="19"/>
+              </w:rPr>
+              <w:t xml:space="preserve">Автоматический бэкап по расписанию: нет, но копию перед правкой агента хотел бы</w:t>
+            </w:r>
+          </w:p>
+        </w:tc>
+        <w:tc>
+          <w:tcPr>
+            <w:tcW w:type="dxa" w:w="5638"/>
+            <w:tcBorders>
+              <w:top w:val="single" w:color="C8C8CE" w:sz="4"/>
+              <w:left w:val="single" w:color="C8C8CE" w:sz="4"/>
+              <w:bottom w:val="single" w:color="C8C8CE" w:sz="4"/>
+              <w:right w:val="single" w:color="C8C8CE" w:sz="4"/>
+            </w:tcBorders>
+            <w:tcMar>
+              <w:top w:type="dxa" w:w="70"/>
+              <w:left w:type="dxa" w:w="110"/>
+              <w:bottom w:type="dxa" w:w="70"/>
+              <w:right w:type="dxa" w:w="110"/>
+            </w:tcMar>
+          </w:tcPr>
+          <w:p>
+            <w:pPr>
+              <w:spacing w:after="20"/>
+            </w:pPr>
+            <w:r>
+              <w:rPr>
+                <w:rFonts w:ascii="Arial" w:cs="Arial" w:eastAsia="Arial" w:hAnsi="Arial"/>
+                <w:b w:val="false"/>
+                <w:bCs w:val="false"/>
+                <w:sz w:val="19"/>
+                <w:szCs w:val="19"/>
+              </w:rPr>
+              <w:t xml:space="preserve">По расписанию не делается. Перед первой правкой агента за сеанс система сохраняет копию базы данных (последние пять).</w:t>
+            </w:r>
+          </w:p>
+        </w:tc>
+      </w:tr>
+      <w:tr>
+        <w:trPr>
+          <w:cantSplit/>
+        </w:trPr>
+        <w:tc>
+          <w:tcPr>
+            <w:tcW w:type="dxa" w:w="4000"/>
+            <w:tcBorders>
+              <w:top w:val="single" w:color="C8C8CE" w:sz="4"/>
+              <w:left w:val="single" w:color="C8C8CE" w:sz="4"/>
+              <w:bottom w:val="single" w:color="C8C8CE" w:sz="4"/>
+              <w:right w:val="single" w:color="C8C8CE" w:sz="4"/>
+            </w:tcBorders>
+            <w:tcMar>
+              <w:top w:type="dxa" w:w="70"/>
+              <w:left w:type="dxa" w:w="110"/>
+              <w:bottom w:type="dxa" w:w="70"/>
+              <w:right w:type="dxa" w:w="110"/>
+            </w:tcMar>
+          </w:tcPr>
+          <w:p>
+            <w:pPr>
+              <w:spacing w:after="20"/>
+            </w:pPr>
+            <w:r>
+              <w:rPr>
+                <w:rFonts w:ascii="Arial" w:cs="Arial" w:eastAsia="Arial" w:hAnsi="Arial"/>
+                <w:b w:val="false"/>
+                <w:bCs w:val="false"/>
+                <w:sz w:val="19"/>
+                <w:szCs w:val="19"/>
+              </w:rPr>
+              <w:t xml:space="preserve">Почта: по умолчанию почта хостинга, адрес noreply@домен</w:t>
+            </w:r>
+          </w:p>
+        </w:tc>
+        <w:tc>
+          <w:tcPr>
+            <w:tcW w:type="dxa" w:w="5638"/>
+            <w:tcBorders>
+              <w:top w:val="single" w:color="C8C8CE" w:sz="4"/>
+              <w:left w:val="single" w:color="C8C8CE" w:sz="4"/>
+              <w:bottom w:val="single" w:color="C8C8CE" w:sz="4"/>
+              <w:right w:val="single" w:color="C8C8CE" w:sz="4"/>
+            </w:tcBorders>
+            <w:tcMar>
+              <w:top w:type="dxa" w:w="70"/>
+              <w:left w:type="dxa" w:w="110"/>
+              <w:bottom w:type="dxa" w:w="70"/>
+              <w:right w:type="dxa" w:w="110"/>
+            </w:tcMar>
+          </w:tcPr>
+          <w:p>
+            <w:pPr>
+              <w:spacing w:after="20"/>
+            </w:pPr>
+            <w:r>
+              <w:rPr>
+                <w:rFonts w:ascii="Arial" w:cs="Arial" w:eastAsia="Arial" w:hAnsi="Arial"/>
+                <w:b w:val="false"/>
+                <w:bCs w:val="false"/>
+                <w:sz w:val="19"/>
+                <w:szCs w:val="19"/>
+              </w:rPr>
+              <w:t xml:space="preserve">Письма уходят от noreply@ домена сайта автоматически, SMTP остаётся необязательным. Заявки с сайта приходят на почту администраторов или на адреса из «Настроек».</w:t>
+            </w:r>
+          </w:p>
+        </w:tc>
+      </w:tr>
+      <w:tr>
+        <w:trPr>
+          <w:cantSplit/>
+        </w:trPr>
+        <w:tc>
+          <w:tcPr>
+            <w:tcW w:type="dxa" w:w="4000"/>
+            <w:tcBorders>
+              <w:top w:val="single" w:color="C8C8CE" w:sz="4"/>
+              <w:left w:val="single" w:color="C8C8CE" w:sz="4"/>
+              <w:bottom w:val="single" w:color="C8C8CE" w:sz="4"/>
+              <w:right w:val="single" w:color="C8C8CE" w:sz="4"/>
+            </w:tcBorders>
+            <w:tcMar>
+              <w:top w:type="dxa" w:w="70"/>
+              <w:left w:type="dxa" w:w="110"/>
+              <w:bottom w:type="dxa" w:w="70"/>
+              <w:right w:type="dxa" w:w="110"/>
+            </w:tcMar>
+          </w:tcPr>
+          <w:p>
+            <w:pPr>
+              <w:spacing w:after="20"/>
+            </w:pPr>
+            <w:r>
+              <w:rPr>
+                <w:rFonts w:ascii="Arial" w:cs="Arial" w:eastAsia="Arial" w:hAnsi="Arial"/>
+                <w:b w:val="false"/>
+                <w:bCs w:val="false"/>
+                <w:sz w:val="19"/>
+                <w:szCs w:val="19"/>
+              </w:rPr>
+              <w:t xml:space="preserve">Транслитерация: «Вообще не знаю»</w:t>
+            </w:r>
+          </w:p>
+        </w:tc>
+        <w:tc>
+          <w:tcPr>
+            <w:tcW w:type="dxa" w:w="5638"/>
+            <w:tcBorders>
+              <w:top w:val="single" w:color="C8C8CE" w:sz="4"/>
+              <w:left w:val="single" w:color="C8C8CE" w:sz="4"/>
+              <w:bottom w:val="single" w:color="C8C8CE" w:sz="4"/>
+              <w:right w:val="single" w:color="C8C8CE" w:sz="4"/>
+            </w:tcBorders>
+            <w:tcMar>
+              <w:top w:type="dxa" w:w="70"/>
+              <w:left w:type="dxa" w:w="110"/>
+              <w:bottom w:type="dxa" w:w="70"/>
+              <w:right w:type="dxa" w:w="110"/>
+            </w:tcMar>
+          </w:tcPr>
+          <w:p>
+            <w:pPr>
+              <w:spacing w:after="20"/>
+            </w:pPr>
+            <w:r>
+              <w:rPr>
+                <w:rFonts w:ascii="Arial" w:cs="Arial" w:eastAsia="Arial" w:hAnsi="Arial"/>
+                <w:b w:val="false"/>
+                <w:bCs w:val="false"/>
+                <w:sz w:val="19"/>
+                <w:szCs w:val="19"/>
+              </w:rPr>
+              <w:t xml:space="preserve">Оставлена как есть.</w:t>
             </w:r>
           </w:p>
         </w:tc>
@@ -9776,21 +10513,7 @@
         <w:rPr>
           <w:rFonts w:ascii="Arial" w:cs="Arial" w:eastAsia="Arial" w:hAnsi="Arial"/>
         </w:rPr>
-        <w:t xml:space="preserve">Нужна ли </w:t>
-      </w:r>
-      <w:r>
-        <w:rPr>
-          <w:rFonts w:ascii="Arial" w:cs="Arial" w:eastAsia="Arial" w:hAnsi="Arial"/>
-          <w:b/>
-          <w:bCs/>
-        </w:rPr>
-        <w:t xml:space="preserve">блокировка пользователя без удаления</w:t>
-      </w:r>
-      <w:r>
-        <w:rPr>
-          <w:rFonts w:ascii="Arial" w:cs="Arial" w:eastAsia="Arial" w:hAnsi="Arial"/>
-        </w:rPr>
-        <w:t xml:space="preserve"> (человек не может войти, но его правки и имя остаются)? Удаление пользователя сейчас есть, история его правок при этом сохраняется.</w:t>
+        <w:t xml:space="preserve">Пункт 7 ваших ответов (личный кабинет и рассылки для сайта ломбарда) пока не делался, начнём позже по вашей команде.</w:t>
       </w:r>
     </w:p>
     <w:p>
@@ -9806,21 +10529,7 @@
         <w:rPr>
           <w:rFonts w:ascii="Arial" w:cs="Arial" w:eastAsia="Arial" w:hAnsi="Arial"/>
         </w:rPr>
-        <w:t xml:space="preserve">Через какой </w:t>
-      </w:r>
-      <w:r>
-        <w:rPr>
-          <w:rFonts w:ascii="Arial" w:cs="Arial" w:eastAsia="Arial" w:hAnsi="Arial"/>
-          <w:b/>
-          <w:bCs/>
-        </w:rPr>
-        <w:t xml:space="preserve">почтовый ящик</w:t>
-      </w:r>
-      <w:r>
-        <w:rPr>
-          <w:rFonts w:ascii="Arial" w:cs="Arial" w:eastAsia="Arial" w:hAnsi="Arial"/>
-        </w:rPr>
-        <w:t xml:space="preserve"> отправлять письма с сайта? Подойдёт ящик на домене сайта (например noreply@) и его SMTP-данные от хостинга.</w:t>
+        <w:t xml:space="preserve">Хостинг, на котором ставим первым: версия PHP, общий хостинг или VPS. Мы проверим установку именно на таком.</w:t>
       </w:r>
     </w:p>
     <w:p>
@@ -9836,21 +10545,7 @@
         <w:rPr>
           <w:rFonts w:ascii="Arial" w:cs="Arial" w:eastAsia="Arial" w:hAnsi="Arial"/>
         </w:rPr>
-        <w:t xml:space="preserve">Какую </w:t>
-      </w:r>
-      <w:r>
-        <w:rPr>
-          <w:rFonts w:ascii="Arial" w:cs="Arial" w:eastAsia="Arial" w:hAnsi="Arial"/>
-          <w:b/>
-          <w:bCs/>
-        </w:rPr>
-        <w:t xml:space="preserve">подпись письма</w:t>
-      </w:r>
-      <w:r>
-        <w:rPr>
-          <w:rFonts w:ascii="Arial" w:cs="Arial" w:eastAsia="Arial" w:hAnsi="Arial"/>
-        </w:rPr>
-        <w:t xml:space="preserve"> и имя отправителя поставить?</w:t>
+        <w:t xml:space="preserve">Слияние нашей ветки v1 в вашу main: когда удобно и кто проверяет.</w:t>
       </w:r>
     </w:p>
     <w:p>

--- a/docs/AgeCMS-техкарточка-админки.docx
+++ b/docs/AgeCMS-техкарточка-админки.docx
@@ -786,7 +786,7 @@
         <w:rPr>
           <w:rFonts w:ascii="Arial" w:cs="Arial" w:eastAsia="Arial" w:hAnsi="Arial"/>
         </w:rPr>
-        <w:t xml:space="preserve"> 128 автоматических тестов зелёные (в том числе обновление базы существующего сайта без потери данных), плюс прогон всех сценариев в настоящем браузере. Результаты в разделе 14.</w:t>
+        <w:t xml:space="preserve"> 129 автоматических тестов зелёные (в том числе обновление базы существующего сайта без потери данных), плюс прогон всех сценариев в настоящем браузере. Результаты в разделе 14.</w:t>
       </w:r>
     </w:p>
     <w:p>
@@ -6963,6 +6963,44 @@
           <w:b/>
           <w:bCs/>
         </w:rPr>
+        <w:t xml:space="preserve">Агент заводит себе своего пользователя.</w:t>
+      </w:r>
+      <w:r>
+        <w:rPr>
+          <w:rFonts w:ascii="Arial" w:cs="Arial" w:eastAsia="Arial" w:hAnsi="Arial"/>
+        </w:rPr>
+        <w:t xml:space="preserve"> Если агент пришёл с логином и паролем, сайт сам создаёт ему пользователя </w:t>
+      </w:r>
+      <w:r>
+        <w:rPr>
+          <w:rFonts w:ascii="Courier New" w:cs="Courier New" w:eastAsia="Courier New" w:hAnsi="Courier New"/>
+          <w:sz w:val="20"/>
+          <w:szCs w:val="20"/>
+        </w:rPr>
+        <w:t xml:space="preserve">agent-&lt;имя&gt;</w:t>
+      </w:r>
+      <w:r>
+        <w:rPr>
+          <w:rFonts w:ascii="Arial" w:cs="Arial" w:eastAsia="Arial" w:hAnsi="Arial"/>
+        </w:rPr>
+        <w:t xml:space="preserve"> (роль как у токена, пароль случайный) и выдаёт токен на него, а не на владельца. Заблокировать агента можно, не трогая учётную запись владельца.</w:t>
+      </w:r>
+    </w:p>
+    <w:p>
+      <w:pPr>
+        <w:pStyle w:val="ListParagraph"/>
+        <w:numPr>
+          <w:ilvl w:val="0"/>
+          <w:numId w:val="2"/>
+        </w:numPr>
+        <w:spacing w:after="60" w:line="290"/>
+      </w:pPr>
+      <w:r>
+        <w:rPr>
+          <w:rFonts w:ascii="Arial" w:cs="Arial" w:eastAsia="Arial" w:hAnsi="Arial"/>
+          <w:b/>
+          <w:bCs/>
+        </w:rPr>
         <w:t xml:space="preserve">Блокировка пользователя:</w:t>
       </w:r>
       <w:r>
@@ -8058,7 +8096,7 @@
                 <w:sz w:val="19"/>
                 <w:szCs w:val="19"/>
               </w:rPr>
-              <w:t xml:space="preserve">128 автоматических тестов (основная часть и интеграционные через настоящий веб-сервер, включая проверку отправки писем на поддельный SMTP-сервер самовыдачу токена агентом, одноразовые коды, срок токена, блокировку пользователя, копию базы перед правкой агента, обновление кэша при сохранении без cron, адрес из заголовка: правильный и неверный пароль, роль выше разрешённой, занятое имя, отзыв, выключение, блокировка после неверных паролей)</w:t>
+              <w:t xml:space="preserve">129 автоматических тестов (основная часть и интеграционные через настоящий веб-сервер, включая проверку отправки писем на поддельный SMTP-сервер самовыдачу токена агентом, одноразовые коды, срок токена, блокировку пользователя, копию базы перед правкой агента, обновление кэша при сохранении без cron, адрес из заголовка: правильный и неверный пароль, роль выше разрешённой, занятое имя, отзыв, выключение, блокировка после неверных паролей)</w:t>
             </w:r>
           </w:p>
         </w:tc>

--- a/docs/AgeCMS-техкарточка-админки.docx
+++ b/docs/AgeCMS-техкарточка-админки.docx
@@ -786,7 +786,7 @@
         <w:rPr>
           <w:rFonts w:ascii="Arial" w:cs="Arial" w:eastAsia="Arial" w:hAnsi="Arial"/>
         </w:rPr>
-        <w:t xml:space="preserve"> 129 автоматических тестов зелёные (в том числе обновление базы существующего сайта без потери данных), плюс прогон всех сценариев в настоящем браузере. Результаты в разделе 14.</w:t>
+        <w:t xml:space="preserve"> 130 автоматических тестов зелёные (в том числе обновление базы существующего сайта без потери данных), плюс прогон всех сценариев в настоящем браузере. Результаты в разделе 14.</w:t>
       </w:r>
     </w:p>
     <w:p>
@@ -7001,6 +7001,100 @@
           <w:b/>
           <w:bCs/>
         </w:rPr>
+        <w:t xml:space="preserve">Агент находит инструкцию с любой страницы:</w:t>
+      </w:r>
+      <w:r>
+        <w:rPr>
+          <w:rFonts w:ascii="Arial" w:cs="Arial" w:eastAsia="Arial" w:hAnsi="Arial"/>
+        </w:rPr>
+        <w:t xml:space="preserve"> в </w:t>
+      </w:r>
+      <w:r>
+        <w:rPr>
+          <w:rFonts w:ascii="Courier New" w:cs="Courier New" w:eastAsia="Courier New" w:hAnsi="Courier New"/>
+          <w:sz w:val="20"/>
+          <w:szCs w:val="20"/>
+        </w:rPr>
+        <w:t xml:space="preserve">&lt;head&gt;</w:t>
+      </w:r>
+      <w:r>
+        <w:rPr>
+          <w:rFonts w:ascii="Arial" w:cs="Arial" w:eastAsia="Arial" w:hAnsi="Arial"/>
+        </w:rPr>
+        <w:t xml:space="preserve"> ссылка на </w:t>
+      </w:r>
+      <w:r>
+        <w:rPr>
+          <w:rFonts w:ascii="Courier New" w:cs="Courier New" w:eastAsia="Courier New" w:hAnsi="Courier New"/>
+          <w:sz w:val="20"/>
+          <w:szCs w:val="20"/>
+        </w:rPr>
+        <w:t xml:space="preserve">/AGENT.md</w:t>
+      </w:r>
+      <w:r>
+        <w:rPr>
+          <w:rFonts w:ascii="Arial" w:cs="Arial" w:eastAsia="Arial" w:hAnsi="Arial"/>
+        </w:rPr>
+        <w:t xml:space="preserve"> и </w:t>
+      </w:r>
+      <w:r>
+        <w:rPr>
+          <w:rFonts w:ascii="Courier New" w:cs="Courier New" w:eastAsia="Courier New" w:hAnsi="Courier New"/>
+          <w:sz w:val="20"/>
+          <w:szCs w:val="20"/>
+        </w:rPr>
+        <w:t xml:space="preserve">generator: AgeCMS</w:t>
+      </w:r>
+      <w:r>
+        <w:rPr>
+          <w:rFonts w:ascii="Arial" w:cs="Arial" w:eastAsia="Arial" w:hAnsi="Arial"/>
+        </w:rPr>
+        <w:t xml:space="preserve">, строка в </w:t>
+      </w:r>
+      <w:r>
+        <w:rPr>
+          <w:rFonts w:ascii="Courier New" w:cs="Courier New" w:eastAsia="Courier New" w:hAnsi="Courier New"/>
+          <w:sz w:val="20"/>
+          <w:szCs w:val="20"/>
+        </w:rPr>
+        <w:t xml:space="preserve">robots.txt</w:t>
+      </w:r>
+      <w:r>
+        <w:rPr>
+          <w:rFonts w:ascii="Arial" w:cs="Arial" w:eastAsia="Arial" w:hAnsi="Arial"/>
+        </w:rPr>
+        <w:t xml:space="preserve">. </w:t>
+      </w:r>
+      <w:r>
+        <w:rPr>
+          <w:rFonts w:ascii="Arial" w:cs="Arial" w:eastAsia="Arial" w:hAnsi="Arial"/>
+          <w:b/>
+          <w:bCs/>
+        </w:rPr>
+        <w:t xml:space="preserve">Владелец видит плашку в админке</w:t>
+      </w:r>
+      <w:r>
+        <w:rPr>
+          <w:rFonts w:ascii="Arial" w:cs="Arial" w:eastAsia="Arial" w:hAnsi="Arial"/>
+        </w:rPr>
+        <w:t xml:space="preserve">, когда токен агента скоро закончится.</w:t>
+      </w:r>
+    </w:p>
+    <w:p>
+      <w:pPr>
+        <w:pStyle w:val="ListParagraph"/>
+        <w:numPr>
+          <w:ilvl w:val="0"/>
+          <w:numId w:val="2"/>
+        </w:numPr>
+        <w:spacing w:after="60" w:line="290"/>
+      </w:pPr>
+      <w:r>
+        <w:rPr>
+          <w:rFonts w:ascii="Arial" w:cs="Arial" w:eastAsia="Arial" w:hAnsi="Arial"/>
+          <w:b/>
+          <w:bCs/>
+        </w:rPr>
         <w:t xml:space="preserve">Блокировка пользователя:</w:t>
       </w:r>
       <w:r>
@@ -8096,7 +8190,7 @@
                 <w:sz w:val="19"/>
                 <w:szCs w:val="19"/>
               </w:rPr>
-              <w:t xml:space="preserve">129 автоматических тестов (основная часть и интеграционные через настоящий веб-сервер, включая проверку отправки писем на поддельный SMTP-сервер самовыдачу токена агентом, одноразовые коды, срок токена, блокировку пользователя, копию базы перед правкой агента, обновление кэша при сохранении без cron, адрес из заголовка: правильный и неверный пароль, роль выше разрешённой, занятое имя, отзыв, выключение, блокировка после неверных паролей)</w:t>
+              <w:t xml:space="preserve">130 автоматических тестов (основная часть и интеграционные через настоящий веб-сервер, включая проверку отправки писем на поддельный SMTP-сервер самовыдачу токена агентом, одноразовые коды, срок токена, блокировку пользователя, копию базы перед правкой агента, обновление кэша при сохранении без cron, адрес из заголовка: правильный и неверный пароль, роль выше разрешённой, занятое имя, отзыв, выключение, блокировка после неверных паролей)</w:t>
             </w:r>
           </w:p>
         </w:tc>
